--- a/Proje_Raporu_Elif_DELAL.docx
+++ b/Proje_Raporu_Elif_DELAL.docx
@@ -43,28 +43,6 @@
     </w:p>
     <w:p>
       <w:pPr>
-        <w:spacing w:after="20"/>
-        <w:jc w:val="center"/>
-      </w:pPr>
-      <w:r>
-        <w:rPr>
-          <w:b/>
-          <w:sz w:val="19"/>
-        </w:rPr>
-        <w:t xml:space="preserve">Kod (GitHub): </w:t>
-      </w:r>
-      <w:hyperlink r:id="rId10">
-        <w:r>
-          <w:rPr>
-            <w:color w:val="1F5FAD"/>
-            <w:u w:val="single"/>
-          </w:rPr>
-          <w:t xml:space="preserve">https://github.com/elifdelal/banka-pazarlama-tahmini</w:t>
-        </w:r>
-      </w:hyperlink>
-    </w:p>
-    <w:p>
-      <w:pPr>
         <w:spacing w:after="120"/>
         <w:jc w:val="center"/>
       </w:pPr>
@@ -73,15 +51,15 @@
           <w:b/>
           <w:sz w:val="19"/>
         </w:rPr>
-        <w:t xml:space="preserve">Colab not defteri: </w:t>
+        <w:t xml:space="preserve">Kod (Colab not defteri): </w:t>
       </w:r>
-      <w:hyperlink r:id="rId11">
+      <w:hyperlink r:id="rId10">
         <w:r>
           <w:rPr>
             <w:color w:val="1F5FAD"/>
             <w:u w:val="single"/>
           </w:rPr>
-          <w:t xml:space="preserve">Banka_Pazarlama_Tahmini.ipynb (Colab’da aç)</w:t>
+          <w:t xml:space="preserve">https://colab.research.google.com/drive/1z9R_0ouIuTAbumj-rWKoCLSt-kg5eJPJ?usp=sharing</w:t>
         </w:r>
       </w:hyperlink>
     </w:p>
@@ -272,7 +250,7 @@
         </w:rPr>
         <w:t xml:space="preserve">. Kaynak: </w:t>
       </w:r>
-      <w:hyperlink r:id="rId12">
+      <w:hyperlink r:id="rId11">
         <w:r>
           <w:rPr>
             <w:color w:val="1F5FAD"/>
@@ -991,7 +969,7 @@
                     <pic:cNvPicPr/>
                   </pic:nvPicPr>
                   <pic:blipFill>
-                    <a:blip r:embed="rId13"/>
+                    <a:blip r:embed="rId12"/>
                     <a:stretch>
                       <a:fillRect/>
                     </a:stretch>
@@ -1047,7 +1025,7 @@
                     <pic:cNvPicPr/>
                   </pic:nvPicPr>
                   <pic:blipFill>
-                    <a:blip r:embed="rId14"/>
+                    <a:blip r:embed="rId13"/>
                     <a:stretch>
                       <a:fillRect/>
                     </a:stretch>
@@ -4279,7 +4257,7 @@
                     <pic:cNvPicPr/>
                   </pic:nvPicPr>
                   <pic:blipFill>
-                    <a:blip r:embed="rId15"/>
+                    <a:blip r:embed="rId14"/>
                     <a:stretch>
                       <a:fillRect/>
                     </a:stretch>
@@ -4364,7 +4342,7 @@
                     <pic:cNvPicPr/>
                   </pic:nvPicPr>
                   <pic:blipFill>
-                    <a:blip r:embed="rId16"/>
+                    <a:blip r:embed="rId15"/>
                     <a:stretch>
                       <a:fillRect/>
                     </a:stretch>
@@ -4461,7 +4439,7 @@
                     <pic:cNvPicPr/>
                   </pic:nvPicPr>
                   <pic:blipFill>
-                    <a:blip r:embed="rId17"/>
+                    <a:blip r:embed="rId16"/>
                     <a:stretch>
                       <a:fillRect/>
                     </a:stretch>
@@ -5754,7 +5732,7 @@
         <w:rPr>
           <w:sz w:val="18"/>
         </w:rPr>
-        <w:t>Proje kodu ve not defteri: https://github.com/elifdelal/banka-pazarlama-tahmini</w:t>
+        <w:t>Proje kodu (Colab not defteri): https://colab.research.google.com/drive/1z9R_0ouIuTAbumj-rWKoCLSt-kg5eJPJ?usp=sharing</w:t>
       </w:r>
     </w:p>
     <w:sectPr>

--- a/Proje_Raporu_Elif_DELAL.docx
+++ b/Proje_Raporu_Elif_DELAL.docx
@@ -43,6 +43,28 @@
     </w:p>
     <w:p>
       <w:pPr>
+        <w:spacing w:after="20"/>
+        <w:jc w:val="center"/>
+      </w:pPr>
+      <w:r>
+        <w:rPr>
+          <w:b/>
+          <w:sz w:val="19"/>
+        </w:rPr>
+        <w:t xml:space="preserve">Kod (GitHub): </w:t>
+      </w:r>
+      <w:hyperlink r:id="rId10">
+        <w:r>
+          <w:rPr>
+            <w:color w:val="1F5FAD"/>
+            <w:u w:val="single"/>
+          </w:rPr>
+          <w:t xml:space="preserve">https://github.com/elifdelal/banka-pazarlama-tahmini</w:t>
+        </w:r>
+      </w:hyperlink>
+    </w:p>
+    <w:p>
+      <w:pPr>
         <w:spacing w:after="120"/>
         <w:jc w:val="center"/>
       </w:pPr>
@@ -51,9 +73,9 @@
           <w:b/>
           <w:sz w:val="19"/>
         </w:rPr>
-        <w:t xml:space="preserve">Kod (Colab not defteri): </w:t>
+        <w:t xml:space="preserve">Colab not defteri: </w:t>
       </w:r>
-      <w:hyperlink r:id="rId10">
+      <w:hyperlink r:id="rId11">
         <w:r>
           <w:rPr>
             <w:color w:val="1F5FAD"/>
@@ -250,7 +272,7 @@
         </w:rPr>
         <w:t xml:space="preserve">. Kaynak: </w:t>
       </w:r>
-      <w:hyperlink r:id="rId11">
+      <w:hyperlink r:id="rId12">
         <w:r>
           <w:rPr>
             <w:color w:val="1F5FAD"/>
@@ -969,7 +991,7 @@
                     <pic:cNvPicPr/>
                   </pic:nvPicPr>
                   <pic:blipFill>
-                    <a:blip r:embed="rId12"/>
+                    <a:blip r:embed="rId13"/>
                     <a:stretch>
                       <a:fillRect/>
                     </a:stretch>
@@ -1025,7 +1047,7 @@
                     <pic:cNvPicPr/>
                   </pic:nvPicPr>
                   <pic:blipFill>
-                    <a:blip r:embed="rId13"/>
+                    <a:blip r:embed="rId14"/>
                     <a:stretch>
                       <a:fillRect/>
                     </a:stretch>
@@ -4257,7 +4279,7 @@
                     <pic:cNvPicPr/>
                   </pic:nvPicPr>
                   <pic:blipFill>
-                    <a:blip r:embed="rId14"/>
+                    <a:blip r:embed="rId15"/>
                     <a:stretch>
                       <a:fillRect/>
                     </a:stretch>
@@ -4342,7 +4364,7 @@
                     <pic:cNvPicPr/>
                   </pic:nvPicPr>
                   <pic:blipFill>
-                    <a:blip r:embed="rId15"/>
+                    <a:blip r:embed="rId16"/>
                     <a:stretch>
                       <a:fillRect/>
                     </a:stretch>
@@ -4439,7 +4461,7 @@
                     <pic:cNvPicPr/>
                   </pic:nvPicPr>
                   <pic:blipFill>
-                    <a:blip r:embed="rId16"/>
+                    <a:blip r:embed="rId17"/>
                     <a:stretch>
                       <a:fillRect/>
                     </a:stretch>
@@ -5732,7 +5754,7 @@
         <w:rPr>
           <w:sz w:val="18"/>
         </w:rPr>
-        <w:t>Proje kodu (Colab not defteri): https://colab.research.google.com/drive/1z9R_0ouIuTAbumj-rWKoCLSt-kg5eJPJ?usp=sharing</w:t>
+        <w:t>Proje kodu: https://github.com/elifdelal/banka-pazarlama-tahmini · Colab not defteri: https://colab.research.google.com/drive/1z9R_0ouIuTAbumj-rWKoCLSt-kg5eJPJ?usp=sharing</w:t>
       </w:r>
     </w:p>
     <w:sectPr>
